--- a/logbook web.docx
+++ b/logbook web.docx
@@ -16,7 +16,7 @@
         <mc:AlternateContent>
           <mc:Choice Requires="wpg">
             <w:drawing>
-              <wp:anchor behindDoc="0" distT="0" distB="0" distL="114935" distR="114935" simplePos="0" locked="0" layoutInCell="0" allowOverlap="1" relativeHeight="13">
+              <wp:anchor behindDoc="0" distT="0" distB="0" distL="114935" distR="114935" simplePos="0" locked="0" layoutInCell="0" allowOverlap="1" relativeHeight="14">
                 <wp:simplePos x="0" y="0"/>
                 <wp:positionH relativeFrom="column">
                   <wp:posOffset>626745</wp:posOffset>
@@ -52,7 +52,7 @@
                         <pic:spPr>
                           <a:xfrm>
                             <a:off x="2305800" y="410040"/>
-                            <a:ext cx="48960" cy="182880"/>
+                            <a:ext cx="48240" cy="182160"/>
                           </a:xfrm>
                           <a:prstGeom prst="rect">
                             <a:avLst/>
@@ -69,7 +69,7 @@
                         <wps:spPr>
                           <a:xfrm>
                             <a:off x="2306160" y="405720"/>
-                            <a:ext cx="49680" cy="222840"/>
+                            <a:ext cx="48960" cy="222120"/>
                           </a:xfrm>
                           <a:prstGeom prst="rect">
                             <a:avLst/>
@@ -112,7 +112,7 @@
                         <wps:spPr>
                           <a:xfrm>
                             <a:off x="2344320" y="432360"/>
-                            <a:ext cx="39960" cy="185400"/>
+                            <a:ext cx="39240" cy="184680"/>
                           </a:xfrm>
                           <a:prstGeom prst="rect">
                             <a:avLst/>
@@ -223,8 +223,8 @@
                         <wps:cNvSpPr/>
                         <wps:spPr>
                           <a:xfrm>
-                            <a:off x="3350160" y="829800"/>
-                            <a:ext cx="39960" cy="185400"/>
+                            <a:off x="3350880" y="830520"/>
+                            <a:ext cx="39240" cy="184680"/>
                           </a:xfrm>
                           <a:prstGeom prst="rect">
                             <a:avLst/>
@@ -275,8 +275,8 @@
                         </pic:blipFill>
                         <pic:spPr>
                           <a:xfrm>
-                            <a:off x="3349800" y="800280"/>
-                            <a:ext cx="48960" cy="184320"/>
+                            <a:off x="3350160" y="800280"/>
+                            <a:ext cx="48240" cy="184320"/>
                           </a:xfrm>
                           <a:prstGeom prst="rect">
                             <a:avLst/>
@@ -292,8 +292,8 @@
                         <wps:cNvSpPr/>
                         <wps:spPr>
                           <a:xfrm>
-                            <a:off x="3350160" y="795600"/>
-                            <a:ext cx="49680" cy="224280"/>
+                            <a:off x="3350880" y="795600"/>
+                            <a:ext cx="48960" cy="224280"/>
                           </a:xfrm>
                           <a:prstGeom prst="rect">
                             <a:avLst/>
@@ -335,8 +335,8 @@
                         <wps:cNvSpPr/>
                         <wps:spPr>
                           <a:xfrm>
-                            <a:off x="3388320" y="823680"/>
-                            <a:ext cx="39960" cy="185400"/>
+                            <a:off x="3389040" y="824400"/>
+                            <a:ext cx="39240" cy="184680"/>
                           </a:xfrm>
                           <a:prstGeom prst="rect">
                             <a:avLst/>
@@ -387,8 +387,8 @@
                         </pic:blipFill>
                         <pic:spPr>
                           <a:xfrm>
-                            <a:off x="2305800" y="1193040"/>
-                            <a:ext cx="48960" cy="181440"/>
+                            <a:off x="2305800" y="1193760"/>
+                            <a:ext cx="48240" cy="181080"/>
                           </a:xfrm>
                           <a:prstGeom prst="rect">
                             <a:avLst/>
@@ -404,8 +404,8 @@
                         <wps:cNvSpPr/>
                         <wps:spPr>
                           <a:xfrm>
-                            <a:off x="2306160" y="1188720"/>
-                            <a:ext cx="49680" cy="222840"/>
+                            <a:off x="2306160" y="1189440"/>
+                            <a:ext cx="48960" cy="222120"/>
                           </a:xfrm>
                           <a:prstGeom prst="rect">
                             <a:avLst/>
@@ -447,8 +447,8 @@
                         <wps:cNvSpPr/>
                         <wps:spPr>
                           <a:xfrm>
-                            <a:off x="2344320" y="1215360"/>
-                            <a:ext cx="39960" cy="185400"/>
+                            <a:off x="2344320" y="1216080"/>
+                            <a:ext cx="39240" cy="184680"/>
                           </a:xfrm>
                           <a:prstGeom prst="rect">
                             <a:avLst/>
@@ -539,12 +539,12 @@
                   <v:path o:extrusionok="f" gradientshapeok="t" o:connecttype="rect"/>
                   <o:lock v:ext="edit" aspectratio="t"/>
                 </v:shapetype>
-                <v:shape id="shape_0" stroked="f" o:allowincell="f" style="position:absolute;left:4618;top:616;width:76;height:287;mso-wrap-style:none;v-text-anchor:middle" type="_x0000_t75">
+                <v:shape id="shape_0" stroked="f" o:allowincell="f" style="position:absolute;left:4618;top:616;width:75;height:286;mso-wrap-style:none;v-text-anchor:middle" type="_x0000_t75">
                   <v:imagedata r:id="rId7" o:detectmouseclick="t"/>
                   <v:stroke color="#3465a4" joinstyle="round" endcap="flat"/>
                   <w10:wrap type="topAndBottom"/>
                 </v:shape>
-                <v:rect id="shape_0" stroked="f" o:allowincell="f" style="position:absolute;left:4619;top:609;width:77;height:350;mso-wrap-style:square;v-text-anchor:top">
+                <v:rect id="shape_0" stroked="f" o:allowincell="f" style="position:absolute;left:4619;top:609;width:76;height:349;mso-wrap-style:square;v-text-anchor:top">
                   <v:fill o:detectmouseclick="t" on="false"/>
                   <v:stroke color="#3465a4" joinstyle="round" endcap="flat"/>
                   <v:textbox>
@@ -566,7 +566,7 @@
                   </v:textbox>
                   <w10:wrap type="topAndBottom"/>
                 </v:rect>
-                <v:rect id="shape_0" stroked="f" o:allowincell="f" style="position:absolute;left:4679;top:651;width:62;height:291;mso-wrap-style:square;v-text-anchor:top">
+                <v:rect id="shape_0" stroked="f" o:allowincell="f" style="position:absolute;left:4679;top:651;width:61;height:290;mso-wrap-style:square;v-text-anchor:top">
                   <v:fill o:detectmouseclick="t" on="false"/>
                   <v:stroke color="#3465a4" joinstyle="round" endcap="flat"/>
                   <v:textbox>
@@ -618,7 +618,7 @@
                   </v:textbox>
                   <w10:wrap type="topAndBottom"/>
                 </v:rect>
-                <v:rect id="shape_0" stroked="f" o:allowincell="f" style="position:absolute;left:6263;top:1277;width:62;height:291;mso-wrap-style:square;v-text-anchor:top">
+                <v:rect id="shape_0" stroked="f" o:allowincell="f" style="position:absolute;left:6264;top:1278;width:61;height:290;mso-wrap-style:square;v-text-anchor:top">
                   <v:fill o:detectmouseclick="t" on="false"/>
                   <v:stroke color="#3465a4" joinstyle="round" endcap="flat"/>
                   <v:textbox>
@@ -643,12 +643,12 @@
                   </v:textbox>
                   <w10:wrap type="topAndBottom"/>
                 </v:rect>
-                <v:shape id="shape_0" stroked="f" o:allowincell="f" style="position:absolute;left:6262;top:1230;width:76;height:289;mso-wrap-style:none;v-text-anchor:middle" type="_x0000_t75">
+                <v:shape id="shape_0" stroked="f" o:allowincell="f" style="position:absolute;left:6263;top:1230;width:75;height:289;mso-wrap-style:none;v-text-anchor:middle" type="_x0000_t75">
                   <v:imagedata r:id="rId9" o:detectmouseclick="t"/>
                   <v:stroke color="#3465a4" joinstyle="round" endcap="flat"/>
                   <w10:wrap type="topAndBottom"/>
                 </v:shape>
-                <v:rect id="shape_0" stroked="f" o:allowincell="f" style="position:absolute;left:6263;top:1223;width:77;height:352;mso-wrap-style:square;v-text-anchor:top">
+                <v:rect id="shape_0" stroked="f" o:allowincell="f" style="position:absolute;left:6264;top:1223;width:76;height:352;mso-wrap-style:square;v-text-anchor:top">
                   <v:fill o:detectmouseclick="t" on="false"/>
                   <v:stroke color="#3465a4" joinstyle="round" endcap="flat"/>
                   <v:textbox>
@@ -670,7 +670,7 @@
                   </v:textbox>
                   <w10:wrap type="topAndBottom"/>
                 </v:rect>
-                <v:rect id="shape_0" stroked="f" o:allowincell="f" style="position:absolute;left:6323;top:1267;width:62;height:291;mso-wrap-style:square;v-text-anchor:top">
+                <v:rect id="shape_0" stroked="f" o:allowincell="f" style="position:absolute;left:6324;top:1268;width:61;height:290;mso-wrap-style:square;v-text-anchor:top">
                   <v:fill o:detectmouseclick="t" on="false"/>
                   <v:stroke color="#3465a4" joinstyle="round" endcap="flat"/>
                   <v:textbox>
@@ -695,12 +695,12 @@
                   </v:textbox>
                   <w10:wrap type="topAndBottom"/>
                 </v:rect>
-                <v:shape id="shape_0" stroked="f" o:allowincell="f" style="position:absolute;left:4618;top:1849;width:76;height:285;mso-wrap-style:none;v-text-anchor:middle" type="_x0000_t75">
+                <v:shape id="shape_0" stroked="f" o:allowincell="f" style="position:absolute;left:4618;top:1850;width:75;height:284;mso-wrap-style:none;v-text-anchor:middle" type="_x0000_t75">
                   <v:imagedata r:id="rId10" o:detectmouseclick="t"/>
                   <v:stroke color="#3465a4" joinstyle="round" endcap="flat"/>
                   <w10:wrap type="topAndBottom"/>
                 </v:shape>
-                <v:rect id="shape_0" stroked="f" o:allowincell="f" style="position:absolute;left:4619;top:1842;width:77;height:350;mso-wrap-style:square;v-text-anchor:top">
+                <v:rect id="shape_0" stroked="f" o:allowincell="f" style="position:absolute;left:4619;top:1843;width:76;height:349;mso-wrap-style:square;v-text-anchor:top">
                   <v:fill o:detectmouseclick="t" on="false"/>
                   <v:stroke color="#3465a4" joinstyle="round" endcap="flat"/>
                   <v:textbox>
@@ -722,7 +722,7 @@
                   </v:textbox>
                   <w10:wrap type="topAndBottom"/>
                 </v:rect>
-                <v:rect id="shape_0" stroked="f" o:allowincell="f" style="position:absolute;left:4679;top:1884;width:62;height:291;mso-wrap-style:square;v-text-anchor:top">
+                <v:rect id="shape_0" stroked="f" o:allowincell="f" style="position:absolute;left:4679;top:1885;width:61;height:290;mso-wrap-style:square;v-text-anchor:top">
                   <v:fill o:detectmouseclick="t" on="false"/>
                   <v:stroke color="#3465a4" joinstyle="round" endcap="flat"/>
                   <v:textbox>
@@ -1139,17 +1139,16 @@
             </w:rPr>
             <w:fldChar w:fldCharType="separate"/>
           </w:r>
-          <w:r>
-            <w:rPr>
-              <w:rStyle w:val="IndexLink"/>
-            </w:rPr>
-            <w:t>Week 1</w:t>
-          </w:r>
-          <w:r>
-            <w:rPr/>
-            <w:tab/>
-            <w:t>3</w:t>
-          </w:r>
+          <w:hyperlink w:anchor="__RefHeading___Toc5040_4123298409" w:tooltip="Week 1">
+            <w:r>
+              <w:rPr>
+                <w:rStyle w:val="IndexLink"/>
+              </w:rPr>
+              <w:t>Week 1</w:t>
+              <w:tab/>
+              <w:t>3</w:t>
+            </w:r>
+          </w:hyperlink>
         </w:p>
         <w:p>
           <w:pPr>
@@ -1160,12 +1159,16 @@
             </w:tabs>
             <w:rPr/>
           </w:pPr>
-          <w:r>
-            <w:rPr/>
-            <w:t>Installation and Testing of Local Development Environment</w:t>
-            <w:tab/>
-            <w:t>3</w:t>
-          </w:r>
+          <w:hyperlink w:anchor="__RefHeading___Toc4437_4123298409" w:tooltip="Installation and Testing of Local Development Environment">
+            <w:r>
+              <w:rPr>
+                <w:rStyle w:val="IndexLink"/>
+              </w:rPr>
+              <w:t>Installation and Testing of Local Development Environment</w:t>
+              <w:tab/>
+              <w:t>3</w:t>
+            </w:r>
+          </w:hyperlink>
         </w:p>
         <w:p>
           <w:pPr>
@@ -1176,12 +1179,16 @@
             </w:tabs>
             <w:rPr/>
           </w:pPr>
-          <w:r>
-            <w:rPr/>
-            <w:t>Reflection</w:t>
-            <w:tab/>
-            <w:t>6</w:t>
-          </w:r>
+          <w:hyperlink w:anchor="__RefHeading___Toc4439_4123298409" w:tooltip="Reflection">
+            <w:r>
+              <w:rPr>
+                <w:rStyle w:val="IndexLink"/>
+              </w:rPr>
+              <w:t>Reflection</w:t>
+              <w:tab/>
+              <w:t>6</w:t>
+            </w:r>
+          </w:hyperlink>
         </w:p>
         <w:p>
           <w:pPr>
@@ -1192,12 +1199,16 @@
             </w:tabs>
             <w:rPr/>
           </w:pPr>
-          <w:r>
-            <w:rPr/>
-            <w:t>Week 2</w:t>
-            <w:tab/>
-            <w:t>7</w:t>
-          </w:r>
+          <w:hyperlink w:anchor="__RefHeading___Toc5042_4123298409" w:tooltip="Week 2">
+            <w:r>
+              <w:rPr>
+                <w:rStyle w:val="IndexLink"/>
+              </w:rPr>
+              <w:t>Week 2</w:t>
+              <w:tab/>
+              <w:t>7</w:t>
+            </w:r>
+          </w:hyperlink>
         </w:p>
         <w:p>
           <w:pPr>
@@ -1208,12 +1219,16 @@
             </w:tabs>
             <w:rPr/>
           </w:pPr>
-          <w:r>
-            <w:rPr/>
-            <w:t>User Interface Planning and System Design</w:t>
-            <w:tab/>
-            <w:t>7</w:t>
-          </w:r>
+          <w:hyperlink w:anchor="__RefHeading___Toc4441_4123298409" w:tooltip="User Interface Planning and System Design">
+            <w:r>
+              <w:rPr>
+                <w:rStyle w:val="IndexLink"/>
+              </w:rPr>
+              <w:t>User Interface Planning and System Design</w:t>
+              <w:tab/>
+              <w:t>7</w:t>
+            </w:r>
+          </w:hyperlink>
         </w:p>
         <w:p>
           <w:pPr>
@@ -1224,12 +1239,16 @@
             </w:tabs>
             <w:rPr/>
           </w:pPr>
-          <w:r>
-            <w:rPr/>
-            <w:t>Week 3</w:t>
-            <w:tab/>
-            <w:t>8</w:t>
-          </w:r>
+          <w:hyperlink w:anchor="__RefHeading___Toc5044_4123298409" w:tooltip="Week 3">
+            <w:r>
+              <w:rPr>
+                <w:rStyle w:val="IndexLink"/>
+              </w:rPr>
+              <w:t>Week 3</w:t>
+              <w:tab/>
+              <w:t>8</w:t>
+            </w:r>
+          </w:hyperlink>
         </w:p>
         <w:p>
           <w:pPr>
@@ -1240,12 +1259,16 @@
             </w:tabs>
             <w:rPr/>
           </w:pPr>
-          <w:r>
-            <w:rPr/>
-            <w:t>Javascript and Php basics</w:t>
-            <w:tab/>
-            <w:t>8</w:t>
-          </w:r>
+          <w:hyperlink w:anchor="__RefHeading___Toc4441_4123298409_Copy_1" w:tooltip="Javascript and Php basics">
+            <w:r>
+              <w:rPr>
+                <w:rStyle w:val="IndexLink"/>
+              </w:rPr>
+              <w:t>Javascript and Php basics</w:t>
+              <w:tab/>
+              <w:t>8</w:t>
+            </w:r>
+          </w:hyperlink>
         </w:p>
         <w:p>
           <w:pPr>
@@ -1256,12 +1279,16 @@
             </w:tabs>
             <w:rPr/>
           </w:pPr>
-          <w:r>
-            <w:rPr/>
-            <w:t>Reflection</w:t>
-            <w:tab/>
-            <w:t>10</w:t>
-          </w:r>
+          <w:hyperlink w:anchor="__RefHeading___Toc4443_4123298409" w:tooltip="Reflection">
+            <w:r>
+              <w:rPr>
+                <w:rStyle w:val="IndexLink"/>
+              </w:rPr>
+              <w:t>Reflection</w:t>
+              <w:tab/>
+              <w:t>10</w:t>
+            </w:r>
+          </w:hyperlink>
         </w:p>
         <w:p>
           <w:pPr>
@@ -1272,12 +1299,16 @@
             </w:tabs>
             <w:rPr/>
           </w:pPr>
-          <w:r>
-            <w:rPr/>
-            <w:t>Week 4</w:t>
-            <w:tab/>
-            <w:t>10</w:t>
-          </w:r>
+          <w:hyperlink w:anchor="__RefHeading___Toc5780_4123298409" w:tooltip="Week 4">
+            <w:r>
+              <w:rPr>
+                <w:rStyle w:val="IndexLink"/>
+              </w:rPr>
+              <w:t>Week 4</w:t>
+              <w:tab/>
+              <w:t>10</w:t>
+            </w:r>
+          </w:hyperlink>
         </w:p>
         <w:p>
           <w:pPr>
@@ -1288,28 +1319,16 @@
             </w:tabs>
             <w:rPr/>
           </w:pPr>
-          <w:r>
-            <w:rPr/>
-            <w:t>GitHub</w:t>
-            <w:tab/>
-            <w:t>10</w:t>
-          </w:r>
-        </w:p>
-        <w:p>
-          <w:pPr>
-            <w:pStyle w:val="TOC1"/>
-            <w:tabs>
-              <w:tab w:val="clear" w:pos="708"/>
-              <w:tab w:val="right" w:pos="9359" w:leader="dot"/>
-            </w:tabs>
-            <w:rPr/>
-          </w:pPr>
-          <w:r>
-            <w:rPr/>
-            <w:t>Figure 12: Upload  to Github</w:t>
-            <w:tab/>
-            <w:t>10</w:t>
-          </w:r>
+          <w:hyperlink w:anchor="__RefHeading___Toc4736_4123298409" w:tooltip="GitHub">
+            <w:r>
+              <w:rPr>
+                <w:rStyle w:val="IndexLink"/>
+              </w:rPr>
+              <w:t>GitHub</w:t>
+              <w:tab/>
+              <w:t>10</w:t>
+            </w:r>
+          </w:hyperlink>
         </w:p>
         <w:p>
           <w:pPr>
@@ -1326,25 +1345,9 @@
                 <w:rStyle w:val="IndexLink"/>
               </w:rPr>
               <w:tab/>
-              <w:t>10</w:t>
+              <w:t>11</w:t>
             </w:r>
           </w:hyperlink>
-        </w:p>
-        <w:p>
-          <w:pPr>
-            <w:pStyle w:val="TOC1"/>
-            <w:tabs>
-              <w:tab w:val="clear" w:pos="708"/>
-              <w:tab w:val="right" w:pos="9359" w:leader="dot"/>
-            </w:tabs>
-            <w:rPr/>
-          </w:pPr>
-          <w:r>
-            <w:rPr/>
-            <w:t>Frontend Interaction and Backend Foundations</w:t>
-            <w:tab/>
-            <w:t>11</w:t>
-          </w:r>
         </w:p>
         <w:p>
           <w:pPr>
@@ -1355,14 +1358,20 @@
             </w:tabs>
             <w:rPr/>
           </w:pPr>
+          <w:hyperlink w:anchor="__RefHeading___Toc4439_4123298409_Copy_1" w:tooltip="Reflection">
+            <w:r>
+              <w:rPr>
+                <w:rStyle w:val="IndexLink"/>
+              </w:rPr>
+              <w:t>Reflection</w:t>
+              <w:tab/>
+              <w:t>11</w:t>
+            </w:r>
+          </w:hyperlink>
           <w:r>
-            <w:rPr/>
-            <w:t>Reflection</w:t>
-            <w:tab/>
-            <w:t>11</w:t>
-          </w:r>
-          <w:r>
-            <w:rPr/>
+            <w:rPr>
+              <w:rStyle w:val="IndexLink"/>
+            </w:rPr>
             <w:fldChar w:fldCharType="end"/>
           </w:r>
         </w:p>
@@ -2444,40 +2453,6 @@
     </w:p>
     <w:p>
       <w:pPr>
-        <w:pStyle w:val="Caption"/>
-        <w:rPr/>
-      </w:pPr>
-      <w:r>
-        <w:rPr/>
-        <w:t xml:space="preserve">Figure </w:t>
-      </w:r>
-      <w:r>
-        <w:rPr/>
-        <w:fldChar w:fldCharType="begin"/>
-      </w:r>
-      <w:r>
-        <w:rPr/>
-        <w:instrText xml:space="preserve"> SEQ Figure \* ARABIC </w:instrText>
-      </w:r>
-      <w:r>
-        <w:rPr/>
-        <w:fldChar w:fldCharType="separate"/>
-      </w:r>
-      <w:r>
-        <w:rPr/>
-        <w:t>7</w:t>
-      </w:r>
-      <w:r>
-        <w:rPr/>
-        <w:fldChar w:fldCharType="end"/>
-      </w:r>
-      <w:r>
-        <w:rPr/>
-        <w:t xml:space="preserve">: Login Wireframe </w:t>
-      </w:r>
-    </w:p>
-    <w:p>
-      <w:pPr>
         <w:pStyle w:val="Normal"/>
         <w:rPr>
           <w:highlight w:val="none"/>
@@ -2548,7 +2523,7 @@
       </w:r>
       <w:r>
         <w:rPr/>
-        <w:t>8</w:t>
+        <w:t>7</w:t>
       </w:r>
       <w:r>
         <w:rPr/>
@@ -2556,12 +2531,21 @@
       </w:r>
       <w:r>
         <w:rPr/>
-        <w:t xml:space="preserve">: Dashboard Layout </w:t>
+        <w:t xml:space="preserve">: Login Wireframe </w:t>
       </w:r>
     </w:p>
     <w:p>
       <w:pPr>
         <w:pStyle w:val="Normal"/>
+        <w:rPr/>
+      </w:pPr>
+      <w:r>
+        <w:rPr/>
+      </w:r>
+    </w:p>
+    <w:p>
+      <w:pPr>
+        <w:pStyle w:val="Caption"/>
         <w:rPr/>
       </w:pPr>
       <w:r>
@@ -2623,7 +2607,7 @@
       </w:r>
       <w:r>
         <w:rPr/>
-        <w:t>9</w:t>
+        <w:t>8</w:t>
       </w:r>
       <w:r>
         <w:rPr/>
@@ -2631,7 +2615,7 @@
       </w:r>
       <w:r>
         <w:rPr/>
-        <w:t xml:space="preserve">: Dashboard Mobile Layout </w:t>
+        <w:t xml:space="preserve">: Dashboard Layout  </w:t>
       </w:r>
     </w:p>
     <w:p>
@@ -2679,60 +2663,8 @@
       </w:pPr>
       <w:r>
         <w:rPr/>
-      </w:r>
-    </w:p>
-    <w:p>
-      <w:pPr>
-        <w:pStyle w:val="Caption"/>
-        <w:rPr/>
-      </w:pPr>
-      <w:r>
-        <w:rPr/>
-      </w:r>
-    </w:p>
-    <w:p>
-      <w:pPr>
-        <w:pStyle w:val="Caption"/>
-        <w:rPr/>
-      </w:pPr>
-      <w:r>
-        <w:rPr/>
-        <w:t xml:space="preserve">Figure </w:t>
-      </w:r>
-      <w:r>
-        <w:rPr/>
-        <w:fldChar w:fldCharType="begin"/>
-      </w:r>
-      <w:r>
-        <w:rPr/>
-        <w:instrText xml:space="preserve"> SEQ Figure \* ARABIC </w:instrText>
-      </w:r>
-      <w:r>
-        <w:rPr/>
-        <w:fldChar w:fldCharType="separate"/>
-      </w:r>
-      <w:r>
-        <w:rPr/>
-        <w:t>10</w:t>
-      </w:r>
-      <w:r>
-        <w:rPr/>
-        <w:fldChar w:fldCharType="end"/>
-      </w:r>
-      <w:r>
-        <w:rPr/>
-        <w:t>: Theme</w:t>
-      </w:r>
-    </w:p>
-    <w:p>
-      <w:pPr>
-        <w:pStyle w:val="Caption"/>
-        <w:rPr/>
-      </w:pPr>
-      <w:r>
-        <w:rPr/>
         <w:drawing>
-          <wp:anchor behindDoc="0" distT="0" distB="0" distL="0" distR="0" simplePos="0" locked="0" layoutInCell="0" allowOverlap="1" relativeHeight="22">
+          <wp:anchor behindDoc="0" distT="0" distB="0" distL="0" distR="0" simplePos="0" locked="0" layoutInCell="0" allowOverlap="1" relativeHeight="23">
             <wp:simplePos x="0" y="0"/>
             <wp:positionH relativeFrom="column">
               <wp:align>center</wp:align>
@@ -2786,6 +2718,31 @@
       </w:pPr>
       <w:r>
         <w:rPr/>
+        <w:t xml:space="preserve">Figure </w:t>
+      </w:r>
+      <w:r>
+        <w:rPr/>
+        <w:fldChar w:fldCharType="begin"/>
+      </w:r>
+      <w:r>
+        <w:rPr/>
+        <w:instrText xml:space="preserve"> SEQ Figure \* ARABIC </w:instrText>
+      </w:r>
+      <w:r>
+        <w:rPr/>
+        <w:fldChar w:fldCharType="separate"/>
+      </w:r>
+      <w:r>
+        <w:rPr/>
+        <w:t>9</w:t>
+      </w:r>
+      <w:r>
+        <w:rPr/>
+        <w:fldChar w:fldCharType="end"/>
+      </w:r>
+      <w:r>
+        <w:rPr/>
+        <w:t>: Theme</w:t>
       </w:r>
     </w:p>
     <w:p>
@@ -2804,12 +2761,11 @@
       </w:pPr>
       <w:r>
         <w:rPr/>
-        <w:t xml:space="preserve"> </w:t>
       </w:r>
     </w:p>
     <w:p>
       <w:pPr>
-        <w:pStyle w:val="Normal"/>
+        <w:pStyle w:val="Caption"/>
         <w:rPr/>
       </w:pPr>
       <w:r>
@@ -2818,11 +2774,57 @@
     </w:p>
     <w:p>
       <w:pPr>
-        <w:pStyle w:val="Normal"/>
+        <w:pStyle w:val="Caption"/>
         <w:rPr/>
       </w:pPr>
       <w:r>
         <w:rPr/>
+        <w:drawing>
+          <wp:anchor behindDoc="0" distT="0" distB="0" distL="0" distR="0" simplePos="0" locked="0" layoutInCell="0" allowOverlap="1" relativeHeight="24">
+            <wp:simplePos x="0" y="0"/>
+            <wp:positionH relativeFrom="column">
+              <wp:align>center</wp:align>
+            </wp:positionH>
+            <wp:positionV relativeFrom="paragraph">
+              <wp:posOffset>635</wp:posOffset>
+            </wp:positionV>
+            <wp:extent cx="5943600" cy="3766820"/>
+            <wp:effectExtent l="0" t="0" r="0" b="0"/>
+            <wp:wrapSquare wrapText="largest"/>
+            <wp:docPr id="26" name="Image5"/>
+            <wp:cNvGraphicFramePr>
+              <a:graphicFrameLocks xmlns:a="http://schemas.openxmlformats.org/drawingml/2006/main" noChangeAspect="1"/>
+            </wp:cNvGraphicFramePr>
+            <a:graphic xmlns:a="http://schemas.openxmlformats.org/drawingml/2006/main">
+              <a:graphicData uri="http://schemas.openxmlformats.org/drawingml/2006/picture">
+                <pic:pic xmlns:pic="http://schemas.openxmlformats.org/drawingml/2006/picture">
+                  <pic:nvPicPr>
+                    <pic:cNvPr id="26" name="Image5"/>
+                    <pic:cNvPicPr>
+                      <a:picLocks noChangeAspect="1" noChangeArrowheads="1"/>
+                    </pic:cNvPicPr>
+                  </pic:nvPicPr>
+                  <pic:blipFill>
+                    <a:blip r:embed="rId23"/>
+                    <a:stretch>
+                      <a:fillRect/>
+                    </a:stretch>
+                  </pic:blipFill>
+                  <pic:spPr bwMode="auto">
+                    <a:xfrm>
+                      <a:off x="0" y="0"/>
+                      <a:ext cx="5943600" cy="3766820"/>
+                    </a:xfrm>
+                    <a:prstGeom prst="rect">
+                      <a:avLst/>
+                    </a:prstGeom>
+                    <a:noFill/>
+                  </pic:spPr>
+                </pic:pic>
+              </a:graphicData>
+            </a:graphic>
+          </wp:anchor>
+        </w:drawing>
       </w:r>
     </w:p>
     <w:p>
@@ -2848,7 +2850,7 @@
       </w:r>
       <w:r>
         <w:rPr/>
-        <w:t>11</w:t>
+        <w:t>10</w:t>
       </w:r>
       <w:r>
         <w:rPr/>
@@ -3009,7 +3011,7 @@
           <wp:inline distT="0" distB="0" distL="0" distR="0">
             <wp:extent cx="5943600" cy="1773555"/>
             <wp:effectExtent l="0" t="0" r="0" b="0"/>
-            <wp:docPr id="26" name="Image3"/>
+            <wp:docPr id="27" name="Image3"/>
             <wp:cNvGraphicFramePr>
               <a:graphicFrameLocks xmlns:a="http://schemas.openxmlformats.org/drawingml/2006/main" noChangeAspect="1"/>
             </wp:cNvGraphicFramePr>
@@ -3017,13 +3019,13 @@
               <a:graphicData uri="http://schemas.openxmlformats.org/drawingml/2006/picture">
                 <pic:pic xmlns:pic="http://schemas.openxmlformats.org/drawingml/2006/picture">
                   <pic:nvPicPr>
-                    <pic:cNvPr id="26" name="Image3"/>
+                    <pic:cNvPr id="27" name="Image3"/>
                     <pic:cNvPicPr>
                       <a:picLocks noChangeAspect="1" noChangeArrowheads="1"/>
                     </pic:cNvPicPr>
                   </pic:nvPicPr>
                   <pic:blipFill>
-                    <a:blip r:embed="rId23"/>
+                    <a:blip r:embed="rId24"/>
                     <a:stretch>
                       <a:fillRect/>
                     </a:stretch>
@@ -3047,14 +3049,7 @@
     </w:p>
     <w:p>
       <w:pPr>
-        <w:pStyle w:val="Normal"/>
-        <w:numPr>
-          <w:ilvl w:val="0"/>
-          <w:numId w:val="0"/>
-        </w:numPr>
-        <w:spacing w:lineRule="auto" w:line="240" w:beforeAutospacing="1" w:afterAutospacing="1"/>
-        <w:ind w:hanging="0" w:start="0"/>
-        <w:outlineLvl w:val="0"/>
+        <w:pStyle w:val="Caption"/>
         <w:rPr>
           <w:rFonts w:ascii="Times New Roman" w:hAnsi="Times New Roman" w:eastAsia="Times New Roman" w:cs="Times New Roman"/>
           <w:b/>
@@ -3064,20 +3059,15 @@
           <w:szCs w:val="16"/>
         </w:rPr>
       </w:pPr>
+      <w:bookmarkStart w:id="17" w:name="__RefHeading___Toc3709_1626370592"/>
+      <w:bookmarkEnd w:id="17"/>
       <w:r>
-        <w:rPr>
-          <w:rFonts w:eastAsia="Times New Roman" w:cs="Times New Roman" w:ascii="Times New Roman" w:hAnsi="Times New Roman"/>
-          <w:b/>
-          <w:bCs/>
-          <w:kern w:val="2"/>
-          <w:sz w:val="16"/>
-          <w:szCs w:val="16"/>
-        </w:rPr>
+        <w:rPr/>
         <w:drawing>
           <wp:inline distT="0" distB="0" distL="0" distR="0">
             <wp:extent cx="5943600" cy="1798955"/>
             <wp:effectExtent l="0" t="0" r="0" b="0"/>
-            <wp:docPr id="27" name="Image4"/>
+            <wp:docPr id="28" name="Image4"/>
             <wp:cNvGraphicFramePr>
               <a:graphicFrameLocks xmlns:a="http://schemas.openxmlformats.org/drawingml/2006/main" noChangeAspect="1"/>
             </wp:cNvGraphicFramePr>
@@ -3085,13 +3075,13 @@
               <a:graphicData uri="http://schemas.openxmlformats.org/drawingml/2006/picture">
                 <pic:pic xmlns:pic="http://schemas.openxmlformats.org/drawingml/2006/picture">
                   <pic:nvPicPr>
-                    <pic:cNvPr id="27" name="Image4"/>
+                    <pic:cNvPr id="28" name="Image4"/>
                     <pic:cNvPicPr>
                       <a:picLocks noChangeAspect="1" noChangeArrowheads="1"/>
                     </pic:cNvPicPr>
                   </pic:nvPicPr>
                   <pic:blipFill>
-                    <a:blip r:embed="rId24"/>
+                    <a:blip r:embed="rId25"/>
                     <a:stretch>
                       <a:fillRect/>
                     </a:stretch>
@@ -3116,22 +3106,10 @@
     <w:p>
       <w:pPr>
         <w:pStyle w:val="Caption"/>
-        <w:numPr>
-          <w:ilvl w:val="0"/>
-          <w:numId w:val="0"/>
-        </w:numPr>
-        <w:spacing w:lineRule="auto" w:line="240" w:beforeAutospacing="1" w:afterAutospacing="1"/>
-        <w:ind w:hanging="0" w:start="0"/>
-        <w:outlineLvl w:val="0"/>
-        <w:rPr>
-          <w:rFonts w:ascii="Times New Roman" w:hAnsi="Times New Roman" w:eastAsia="Times New Roman" w:cs="Times New Roman"/>
-          <w:b/>
-          <w:bCs/>
-          <w:kern w:val="2"/>
-          <w:sz w:val="16"/>
-          <w:szCs w:val="16"/>
-        </w:rPr>
+        <w:rPr/>
       </w:pPr>
+      <w:bookmarkStart w:id="18" w:name="__RefHeading___Toc3711_1626370592"/>
+      <w:bookmarkEnd w:id="18"/>
       <w:r>
         <w:rPr/>
         <w:t xml:space="preserve">Figure </w:t>
@@ -3150,7 +3128,7 @@
       </w:r>
       <w:r>
         <w:rPr/>
-        <w:t>12</w:t>
+        <w:t>11</w:t>
       </w:r>
       <w:r>
         <w:rPr/>
@@ -3159,121 +3137,6 @@
       <w:r>
         <w:rPr/>
         <w:t>:  Uploading  HumanMatrix to Github</w:t>
-      </w:r>
-      <w:r>
-        <w:br w:type="page"/>
-      </w:r>
-    </w:p>
-    <w:p>
-      <w:pPr>
-        <w:pStyle w:val="Heading1"/>
-        <w:spacing w:before="0" w:after="80"/>
-        <w:rPr/>
-      </w:pPr>
-      <w:bookmarkStart w:id="17" w:name="__RefHeading___Toc4445_4123298409"/>
-      <w:bookmarkStart w:id="18" w:name="_Toc5"/>
-      <w:bookmarkEnd w:id="17"/>
-      <w:r>
-        <w:rPr/>
-        <w:t>Frontend Interaction and Backend Foundations</w:t>
-      </w:r>
-      <w:bookmarkEnd w:id="18"/>
-    </w:p>
-    <w:p>
-      <w:pPr>
-        <w:pStyle w:val="Normal"/>
-        <w:rPr/>
-      </w:pPr>
-      <w:r>
-        <w:rPr/>
-      </w:r>
-    </w:p>
-    <w:p>
-      <w:pPr>
-        <w:pStyle w:val="Normal"/>
-        <w:rPr>
-          <w:highlight w:val="none"/>
-        </w:rPr>
-      </w:pPr>
-      <w:r>
-        <w:rPr/>
-      </w:r>
-    </w:p>
-    <w:p>
-      <w:pPr>
-        <w:pStyle w:val="Caption"/>
-        <w:rPr/>
-      </w:pPr>
-      <w:r>
-        <w:rPr/>
-        <w:t xml:space="preserve">Figure </w:t>
-      </w:r>
-      <w:r>
-        <w:rPr/>
-        <w:fldChar w:fldCharType="begin"/>
-      </w:r>
-      <w:r>
-        <w:rPr/>
-        <w:instrText xml:space="preserve"> SEQ Figure \* ARABIC </w:instrText>
-      </w:r>
-      <w:r>
-        <w:rPr/>
-        <w:fldChar w:fldCharType="separate"/>
-      </w:r>
-      <w:r>
-        <w:rPr/>
-        <w:t>13</w:t>
-      </w:r>
-      <w:r>
-        <w:rPr/>
-        <w:fldChar w:fldCharType="end"/>
-      </w:r>
-      <w:r>
-        <w:rPr/>
-        <w:t xml:space="preserve">: Form Validation </w:t>
-      </w:r>
-    </w:p>
-    <w:p>
-      <w:pPr>
-        <w:pStyle w:val="Normal"/>
-        <w:rPr/>
-      </w:pPr>
-      <w:r>
-        <w:rPr/>
-      </w:r>
-    </w:p>
-    <w:p>
-      <w:pPr>
-        <w:pStyle w:val="Caption"/>
-        <w:rPr/>
-      </w:pPr>
-      <w:r>
-        <w:rPr/>
-        <w:t xml:space="preserve">Figure </w:t>
-      </w:r>
-      <w:r>
-        <w:rPr/>
-        <w:fldChar w:fldCharType="begin"/>
-      </w:r>
-      <w:r>
-        <w:rPr/>
-        <w:instrText xml:space="preserve"> SEQ Figure \* ARABIC </w:instrText>
-      </w:r>
-      <w:r>
-        <w:rPr/>
-        <w:fldChar w:fldCharType="separate"/>
-      </w:r>
-      <w:r>
-        <w:rPr/>
-        <w:t>14</w:t>
-      </w:r>
-      <w:r>
-        <w:rPr/>
-        <w:fldChar w:fldCharType="end"/>
-      </w:r>
-      <w:r>
-        <w:rPr/>
-        <w:t xml:space="preserve">: email check </w:t>
       </w:r>
     </w:p>
     <w:p>
@@ -3739,8 +3602,8 @@
       <w14:textFill>
         <w14:solidFill>
           <w14:srgbClr w14:val="595959">
+            <w14:lumMod w14:val="65000"/>
             <w14:lumOff w14:val="35000"/>
-            <w14:lumMod w14:val="65000"/>
           </w14:srgbClr>
         </w14:solidFill>
       </w14:textFill>
@@ -3766,8 +3629,8 @@
       <w14:textFill>
         <w14:solidFill>
           <w14:srgbClr w14:val="595959">
+            <w14:lumMod w14:val="65000"/>
             <w14:lumOff w14:val="35000"/>
-            <w14:lumMod w14:val="65000"/>
           </w14:srgbClr>
         </w14:solidFill>
       </w14:textFill>
@@ -3795,8 +3658,8 @@
       <w14:textFill>
         <w14:solidFill>
           <w14:srgbClr w14:val="262626">
+            <w14:lumMod w14:val="85000"/>
             <w14:lumOff w14:val="15000"/>
-            <w14:lumMod w14:val="85000"/>
           </w14:srgbClr>
         </w14:solidFill>
       </w14:textFill>
@@ -3824,8 +3687,8 @@
       <w14:textFill>
         <w14:solidFill>
           <w14:srgbClr w14:val="262626">
+            <w14:lumMod w14:val="85000"/>
             <w14:lumOff w14:val="15000"/>
-            <w14:lumMod w14:val="85000"/>
           </w14:srgbClr>
         </w14:solidFill>
       </w14:textFill>
@@ -3849,9 +3712,8 @@
       <w:iCs/>
     </w:rPr>
   </w:style>
-  <w:style w:type="character" w:styleId="EndnoteCharactersuser">
-    <w:name w:val="Endnote Characters (user)"/>
-    <w:basedOn w:val="DefaultParagraphFont"/>
+  <w:style w:type="character" w:styleId="EndnoteCharacters">
+    <w:name w:val="Endnote Characters"/>
     <w:uiPriority w:val="99"/>
     <w:semiHidden/>
     <w:unhideWhenUsed/>
@@ -3860,8 +3722,8 @@
       <w:vertAlign w:val="superscript"/>
     </w:rPr>
   </w:style>
-  <w:style w:type="character" w:styleId="EndnoteCharacters">
-    <w:name w:val="Endnote Characters"/>
+  <w:style w:type="character" w:styleId="EndnoteCharactersuser">
+    <w:name w:val="Endnote Characters (user)"/>
     <w:qFormat/>
     <w:rPr>
       <w:vertAlign w:val="superscript"/>
@@ -3885,9 +3747,8 @@
       <w:u w:val="single"/>
     </w:rPr>
   </w:style>
-  <w:style w:type="character" w:styleId="FootnoteCharactersuser">
-    <w:name w:val="Footnote Characters (user)"/>
-    <w:basedOn w:val="DefaultParagraphFont"/>
+  <w:style w:type="character" w:styleId="FootnoteCharacters">
+    <w:name w:val="Footnote Characters"/>
     <w:uiPriority w:val="99"/>
     <w:semiHidden/>
     <w:unhideWhenUsed/>
@@ -3896,8 +3757,8 @@
       <w:vertAlign w:val="superscript"/>
     </w:rPr>
   </w:style>
-  <w:style w:type="character" w:styleId="FootnoteCharacters">
-    <w:name w:val="Footnote Characters"/>
+  <w:style w:type="character" w:styleId="FootnoteCharactersuser">
+    <w:name w:val="Footnote Characters (user)"/>
     <w:qFormat/>
     <w:rPr>
       <w:vertAlign w:val="superscript"/>
@@ -4007,8 +3868,8 @@
       <w14:textFill>
         <w14:solidFill>
           <w14:srgbClr w14:val="595959">
+            <w14:lumMod w14:val="65000"/>
             <w14:lumOff w14:val="35000"/>
-            <w14:lumMod w14:val="65000"/>
           </w14:srgbClr>
         </w14:solidFill>
       </w14:textFill>
@@ -4026,8 +3887,8 @@
       <w14:textFill>
         <w14:solidFill>
           <w14:srgbClr w14:val="595959">
+            <w14:lumMod w14:val="65000"/>
             <w14:lumOff w14:val="35000"/>
-            <w14:lumMod w14:val="65000"/>
           </w14:srgbClr>
         </w14:solidFill>
       </w14:textFill>
@@ -4047,8 +3908,8 @@
       <w14:textFill>
         <w14:solidFill>
           <w14:srgbClr w14:val="262626">
+            <w14:lumMod w14:val="85000"/>
             <w14:lumOff w14:val="15000"/>
-            <w14:lumMod w14:val="85000"/>
           </w14:srgbClr>
         </w14:solidFill>
       </w14:textFill>
@@ -4068,8 +3929,8 @@
       <w14:textFill>
         <w14:solidFill>
           <w14:srgbClr w14:val="262626">
+            <w14:lumMod w14:val="85000"/>
             <w14:lumOff w14:val="15000"/>
-            <w14:lumMod w14:val="85000"/>
           </w14:srgbClr>
         </w14:solidFill>
       </w14:textFill>
@@ -4102,8 +3963,8 @@
       <w14:textFill>
         <w14:solidFill>
           <w14:srgbClr w14:val="595959">
+            <w14:lumMod w14:val="65000"/>
             <w14:lumOff w14:val="35000"/>
-            <w14:lumMod w14:val="65000"/>
           </w14:srgbClr>
         </w14:solidFill>
       </w14:textFill>
@@ -4122,8 +3983,8 @@
       <w14:textFill>
         <w14:solidFill>
           <w14:srgbClr w14:val="404040">
+            <w14:lumMod w14:val="75000"/>
             <w14:lumOff w14:val="25000"/>
-            <w14:lumMod w14:val="75000"/>
           </w14:srgbClr>
         </w14:solidFill>
       </w14:textFill>
@@ -4177,8 +4038,8 @@
       <w14:textFill>
         <w14:solidFill>
           <w14:srgbClr w14:val="404040">
+            <w14:lumMod w14:val="75000"/>
             <w14:lumOff w14:val="25000"/>
-            <w14:lumMod w14:val="75000"/>
           </w14:srgbClr>
         </w14:solidFill>
       </w14:textFill>
@@ -4195,8 +4056,8 @@
       <w14:textFill>
         <w14:solidFill>
           <w14:srgbClr w14:val="595959">
+            <w14:lumMod w14:val="65000"/>
             <w14:lumOff w14:val="35000"/>
-            <w14:lumMod w14:val="65000"/>
           </w14:srgbClr>
         </w14:solidFill>
       </w14:textFill>
@@ -4419,8 +4280,8 @@
       <w14:textFill>
         <w14:solidFill>
           <w14:srgbClr w14:val="595959">
+            <w14:lumMod w14:val="65000"/>
             <w14:lumOff w14:val="35000"/>
-            <w14:lumMod w14:val="65000"/>
           </w14:srgbClr>
         </w14:solidFill>
       </w14:textFill>
@@ -4590,8 +4451,8 @@
       <w14:textFill>
         <w14:solidFill>
           <w14:srgbClr w14:val="404040">
+            <w14:lumMod w14:val="75000"/>
             <w14:lumOff w14:val="25000"/>
-            <w14:lumMod w14:val="75000"/>
           </w14:srgbClr>
         </w14:solidFill>
       </w14:textFill>
@@ -4668,15 +4529,15 @@
     </w:pPr>
     <w:rPr/>
   </w:style>
-  <w:style w:type="paragraph" w:styleId="FrameContentsuser">
-    <w:name w:val="Frame Contents (user)"/>
+  <w:style w:type="paragraph" w:styleId="FrameContents">
+    <w:name w:val="Frame Contents"/>
     <w:basedOn w:val="Normal"/>
     <w:qFormat/>
     <w:pPr/>
     <w:rPr/>
   </w:style>
-  <w:style w:type="paragraph" w:styleId="FrameContents">
-    <w:name w:val="Frame Contents"/>
+  <w:style w:type="paragraph" w:styleId="FrameContentsuser">
+    <w:name w:val="Frame Contents (user)"/>
     <w:basedOn w:val="Normal"/>
     <w:qFormat/>
     <w:pPr/>
